--- a/astrobox_構築手順書.docx
+++ b/astrobox_構築手順書.docx
@@ -1566,6 +1566,8 @@
       <w:r>
         <w:rPr>
           <w:rFonts w:eastAsia="Yu Gothic"/>
+          <w:b/>
+          <w:color w:val="C00000"/>
         </w:rPr>
         <w:t>Windowsの初期設定では、セキュリティ上の理由でPowerShell上でのスクリプト実行が制限されている場合がある。npmでインストールしたコマンド（npx など）を実行した際に「このシステムではスクリプトの実行が無効になっているため…」というエラーが出た場合は、PowerShellを**管理者として実行**し、以下のコマンドを一度だけ実行する。</w:t>
       </w:r>
@@ -5267,7 +5269,7 @@
         <w:rPr>
           <w:rFonts w:eastAsia="Yu Gothic"/>
         </w:rPr>
-        <w:t>「blog」コレクションを選び、「Create」から新規記事を作成する。タイトル・公開日・タグ・本文を入力して「Save」で保存する。</w:t>
+        <w:t>「blog」コレクションを選び、「Create」から新規記事を作成する。タイトル・公開日（自動設定）・タグ・本文を入力して「Save」で保存する。</w:t>
       </w:r>
     </w:p>
     <w:p>
@@ -7521,6 +7523,8 @@
       <w:r>
         <w:rPr>
           <w:rFonts w:eastAsia="Yu Gothic"/>
+          <w:b/>
+          <w:color w:val="C00000"/>
         </w:rPr>
         <w:t>作成直後の画面にのみ、APIキー全体（re_から始まる文字列）が表示される。一覧画面に戻ると以降は省略表示になるため、この画面のうちに必ずコピーしておく。</w:t>
       </w:r>
@@ -7883,6 +7887,8 @@
       <w:r>
         <w:rPr>
           <w:rFonts w:eastAsia="Yu Gothic"/>
+          <w:b/>
+          <w:color w:val="C00000"/>
         </w:rPr>
         <w:t>値（コンテンツ）は非常に長い文字列になることが多いため、Resend画面のコピー機能を使い、一部が省略されていない完全な値を貼り付けること。</w:t>
       </w:r>
@@ -8001,6 +8007,7 @@
         <w:rPr>
           <w:b/>
           <w:i w:val="0"/>
+          <w:color w:val="C00000"/>
           <w:sz w:val="20"/>
           <w:rFonts w:eastAsia="Yu Gothic"/>
         </w:rPr>
@@ -8014,6 +8021,8 @@
       <w:r>
         <w:rPr>
           <w:rFonts w:eastAsia="Yu Gothic"/>
+          <w:b/>
+          <w:color w:val="C00000"/>
         </w:rPr>
         <w:t>wrangler.jsonc の "vars"（環境変数）に、シークレットと同じ名前（RESEND_API_KEY）を記載してはいけない。同名の vars と secret は共存できず、"Binding name already in use" というエラーで登録に失敗する。</w:t>
       </w:r>
@@ -8123,6 +8132,8 @@
       <w:r>
         <w:rPr>
           <w:rFonts w:eastAsia="Yu Gothic"/>
+          <w:b/>
+          <w:color w:val="C00000"/>
         </w:rPr>
         <w:t>astro dev（Node.jsアダプター）では、Cloudflare専用の env（cloudflare:workers）が使えないため、お問い合わせのAPIルートは動作しない。ローカルで確認する場合は、必ず以下の手順を使う。</w:t>
       </w:r>

--- a/astrobox_構築手順書.docx
+++ b/astrobox_構築手順書.docx
@@ -31,6 +31,242 @@
       </w:r>
     </w:p>
     <w:p/>
+    <w:p>
+      <w:pPr>
+        <w:pStyle w:val="Heading2"/>
+      </w:pPr>
+      <w:r>
+        <w:rPr>
+          <w:rFonts w:eastAsia="Yu Gothic"/>
+        </w:rPr>
+        <w:t>登場する技術・サービスの簡単な説明</w:t>
+      </w:r>
+    </w:p>
+    <w:p>
+      <w:pPr>
+        <w:spacing w:after="120"/>
+      </w:pPr>
+      <w:r>
+        <w:rPr>
+          <w:b w:val="0"/>
+          <w:i/>
+          <w:sz w:val="19"/>
+          <w:rFonts w:eastAsia="Yu Gothic"/>
+        </w:rPr>
+        <w:t>本書には聞き慣れない名前がいくつも登場する。先に一言ずつ説明しておく。</w:t>
+      </w:r>
+    </w:p>
+    <w:tbl>
+      <w:tblPr>
+        <w:tblStyle w:val="LightGrid-Accent1"/>
+        <w:tblW w:type="auto" w:w="0"/>
+        <w:jc w:val="center"/>
+        <w:tblLook w:firstColumn="1" w:firstRow="1" w:lastColumn="0" w:lastRow="0" w:noHBand="0" w:noVBand="1" w:val="04A0"/>
+      </w:tblPr>
+      <w:tblGrid>
+        <w:gridCol w:w="4320"/>
+        <w:gridCol w:w="4320"/>
+      </w:tblGrid>
+      <w:tr>
+        <w:tc>
+          <w:tcPr>
+            <w:tcW w:type="dxa" w:w="4320"/>
+          </w:tcPr>
+          <w:p>
+            <w:r/>
+            <w:r>
+              <w:rPr>
+                <w:b/>
+                <w:sz w:val="19"/>
+                <w:rFonts w:eastAsia="Yu Gothic"/>
+              </w:rPr>
+              <w:t>名前</w:t>
+            </w:r>
+          </w:p>
+        </w:tc>
+        <w:tc>
+          <w:tcPr>
+            <w:tcW w:type="dxa" w:w="4320"/>
+          </w:tcPr>
+          <w:p>
+            <w:r/>
+            <w:r>
+              <w:rPr>
+                <w:b/>
+                <w:sz w:val="19"/>
+                <w:rFonts w:eastAsia="Yu Gothic"/>
+              </w:rPr>
+              <w:t>一言でいうと</w:t>
+            </w:r>
+          </w:p>
+        </w:tc>
+      </w:tr>
+      <w:tr>
+        <w:tc>
+          <w:tcPr>
+            <w:tcW w:type="dxa" w:w="4320"/>
+          </w:tcPr>
+          <w:p>
+            <w:r/>
+            <w:r>
+              <w:rPr>
+                <w:sz w:val="18"/>
+                <w:rFonts w:eastAsia="Yu Gothic"/>
+              </w:rPr>
+              <w:t>Astro</w:t>
+            </w:r>
+          </w:p>
+        </w:tc>
+        <w:tc>
+          <w:tcPr>
+            <w:tcW w:type="dxa" w:w="4320"/>
+          </w:tcPr>
+          <w:p>
+            <w:r/>
+            <w:r>
+              <w:rPr>
+                <w:sz w:val="18"/>
+                <w:rFonts w:eastAsia="Yu Gothic"/>
+              </w:rPr>
+              <w:t>Webサイトを作るための土台となるツール（フレームワーク）。ページのHTML・デザイン・処理内容を書くと、実際に公開できるサイトの形に組み立ててくれる。</w:t>
+            </w:r>
+          </w:p>
+        </w:tc>
+      </w:tr>
+      <w:tr>
+        <w:tc>
+          <w:tcPr>
+            <w:tcW w:type="dxa" w:w="4320"/>
+          </w:tcPr>
+          <w:p>
+            <w:r/>
+            <w:r>
+              <w:rPr>
+                <w:sz w:val="18"/>
+                <w:rFonts w:eastAsia="Yu Gothic"/>
+              </w:rPr>
+              <w:t>Keystatic</w:t>
+            </w:r>
+          </w:p>
+        </w:tc>
+        <w:tc>
+          <w:tcPr>
+            <w:tcW w:type="dxa" w:w="4320"/>
+          </w:tcPr>
+          <w:p>
+            <w:r/>
+            <w:r>
+              <w:rPr>
+                <w:sz w:val="18"/>
+                <w:rFonts w:eastAsia="Yu Gothic"/>
+              </w:rPr>
+              <w:t>ブログ記事などを、コードを書かずにフォーム画面から追加・編集できる管理画面（CMS）。本書のサイトではブログ記事の管理に使う。</w:t>
+            </w:r>
+          </w:p>
+        </w:tc>
+      </w:tr>
+      <w:tr>
+        <w:tc>
+          <w:tcPr>
+            <w:tcW w:type="dxa" w:w="4320"/>
+          </w:tcPr>
+          <w:p>
+            <w:r/>
+            <w:r>
+              <w:rPr>
+                <w:sz w:val="18"/>
+                <w:rFonts w:eastAsia="Yu Gothic"/>
+              </w:rPr>
+              <w:t>Cloudflare Workers</w:t>
+            </w:r>
+          </w:p>
+        </w:tc>
+        <w:tc>
+          <w:tcPr>
+            <w:tcW w:type="dxa" w:w="4320"/>
+          </w:tcPr>
+          <w:p>
+            <w:r/>
+            <w:r>
+              <w:rPr>
+                <w:sz w:val="18"/>
+                <w:rFonts w:eastAsia="Yu Gothic"/>
+              </w:rPr>
+              <w:t>作ったサイトをインターネット上に公開する場所（ホスティングサービス）。GitHubと連携させることで、コードを更新するたびに自動で公開し直してくれる。</w:t>
+            </w:r>
+          </w:p>
+        </w:tc>
+      </w:tr>
+      <w:tr>
+        <w:tc>
+          <w:tcPr>
+            <w:tcW w:type="dxa" w:w="4320"/>
+          </w:tcPr>
+          <w:p>
+            <w:r/>
+            <w:r>
+              <w:rPr>
+                <w:sz w:val="18"/>
+                <w:rFonts w:eastAsia="Yu Gothic"/>
+              </w:rPr>
+              <w:t>D1</w:t>
+            </w:r>
+          </w:p>
+        </w:tc>
+        <w:tc>
+          <w:tcPr>
+            <w:tcW w:type="dxa" w:w="4320"/>
+          </w:tcPr>
+          <w:p>
+            <w:r/>
+            <w:r>
+              <w:rPr>
+                <w:sz w:val="18"/>
+                <w:rFonts w:eastAsia="Yu Gothic"/>
+              </w:rPr>
+              <w:t>Cloudflare上で使えるデータベース（データの保存場所）。本書ではお問い合わせフォームの送信内容を保存するために使う。</w:t>
+            </w:r>
+          </w:p>
+        </w:tc>
+      </w:tr>
+      <w:tr>
+        <w:tc>
+          <w:tcPr>
+            <w:tcW w:type="dxa" w:w="4320"/>
+          </w:tcPr>
+          <w:p>
+            <w:r/>
+            <w:r>
+              <w:rPr>
+                <w:sz w:val="18"/>
+                <w:rFonts w:eastAsia="Yu Gothic"/>
+              </w:rPr>
+              <w:t>Resend</w:t>
+            </w:r>
+          </w:p>
+        </w:tc>
+        <w:tc>
+          <w:tcPr>
+            <w:tcW w:type="dxa" w:w="4320"/>
+          </w:tcPr>
+          <w:p>
+            <w:r/>
+            <w:r>
+              <w:rPr>
+                <w:sz w:val="18"/>
+                <w:rFonts w:eastAsia="Yu Gothic"/>
+              </w:rPr>
+              <w:t>メールを送信するためのサービス（API）。本書ではお問い合わせへの自動返信・運営者への通知メールの送信に使う。</w:t>
+            </w:r>
+          </w:p>
+        </w:tc>
+      </w:tr>
+    </w:tbl>
+    <w:p>
+      <w:pPr>
+        <w:spacing w:after="80"/>
+      </w:pPr>
+    </w:p>
     <w:p>
       <w:pPr>
         <w:pStyle w:val="Heading2"/>

--- a/astrobox_構築手順書.docx
+++ b/astrobox_構築手順書.docx
@@ -6817,6 +6817,222 @@
     </w:p>
     <w:p>
       <w:pPr>
+        <w:pStyle w:val="ListBullet"/>
+      </w:pPr>
+      <w:r>
+        <w:rPr>
+          <w:rFonts w:eastAsia="Yu Gothic"/>
+        </w:rPr>
+        <w:t>お問い合わせフォームはスパム（自動送信・大量送信）の標的になりやすいため、Cloudflare Workers標準の「レート制限（Rate Limiting）」機能を使い、同一の訪問者（IPアドレス）からの短時間の連続送信を制限する。wrangler.jsonc に以下を追記する（60秒間に5回まで、という設定）。</w:t>
+      </w:r>
+    </w:p>
+    <w:p>
+      <w:pPr>
+        <w:spacing w:before="80" w:after="160"/>
+        <w:ind w:left="227"/>
+        <w:shd w:val="clear" w:color="auto" w:fill="F2F2F2"/>
+      </w:pPr>
+      <w:r>
+        <w:rPr>
+          <w:rFonts w:ascii="Consolas" w:hAnsi="Consolas" w:eastAsia="Consolas"/>
+          <w:sz w:val="19"/>
+        </w:rPr>
+        <w:t>{</w:t>
+      </w:r>
+      <w:r>
+        <w:br/>
+      </w:r>
+      <w:r>
+        <w:rPr>
+          <w:rFonts w:ascii="Consolas" w:hAnsi="Consolas" w:eastAsia="Consolas"/>
+          <w:sz w:val="19"/>
+        </w:rPr>
+        <w:tab/>
+        <w:t>"$schema": "https://unpkg.com/wrangler/config-schema.json",</w:t>
+      </w:r>
+      <w:r>
+        <w:br/>
+      </w:r>
+      <w:r>
+        <w:rPr>
+          <w:rFonts w:ascii="Consolas" w:hAnsi="Consolas" w:eastAsia="Consolas"/>
+          <w:sz w:val="19"/>
+        </w:rPr>
+        <w:tab/>
+        <w:t>"name": "astrobox",</w:t>
+      </w:r>
+      <w:r>
+        <w:br/>
+      </w:r>
+      <w:r>
+        <w:rPr>
+          <w:rFonts w:ascii="Consolas" w:hAnsi="Consolas" w:eastAsia="Consolas"/>
+          <w:sz w:val="19"/>
+        </w:rPr>
+        <w:tab/>
+        <w:t>"compatibility_date": "2026-01-01",</w:t>
+      </w:r>
+      <w:r>
+        <w:br/>
+      </w:r>
+      <w:r>
+        <w:rPr>
+          <w:rFonts w:ascii="Consolas" w:hAnsi="Consolas" w:eastAsia="Consolas"/>
+          <w:sz w:val="19"/>
+        </w:rPr>
+        <w:tab/>
+        <w:t>"d1_databases": [ ... ],</w:t>
+      </w:r>
+      <w:r>
+        <w:br/>
+      </w:r>
+      <w:r>
+        <w:rPr>
+          <w:rFonts w:ascii="Consolas" w:hAnsi="Consolas" w:eastAsia="Consolas"/>
+          <w:sz w:val="19"/>
+        </w:rPr>
+        <w:tab/>
+        <w:t>"ratelimits": [</w:t>
+      </w:r>
+      <w:r>
+        <w:br/>
+      </w:r>
+      <w:r>
+        <w:rPr>
+          <w:rFonts w:ascii="Consolas" w:hAnsi="Consolas" w:eastAsia="Consolas"/>
+          <w:sz w:val="19"/>
+        </w:rPr>
+        <w:tab/>
+        <w:tab/>
+        <w:t>{</w:t>
+      </w:r>
+      <w:r>
+        <w:br/>
+      </w:r>
+      <w:r>
+        <w:rPr>
+          <w:rFonts w:ascii="Consolas" w:hAnsi="Consolas" w:eastAsia="Consolas"/>
+          <w:sz w:val="19"/>
+        </w:rPr>
+        <w:tab/>
+        <w:tab/>
+        <w:tab/>
+        <w:t>"name": "CONTACT_RATE_LIMITER",</w:t>
+      </w:r>
+      <w:r>
+        <w:br/>
+      </w:r>
+      <w:r>
+        <w:rPr>
+          <w:rFonts w:ascii="Consolas" w:hAnsi="Consolas" w:eastAsia="Consolas"/>
+          <w:sz w:val="19"/>
+        </w:rPr>
+        <w:tab/>
+        <w:tab/>
+        <w:tab/>
+        <w:t>"namespace_id": "1001",</w:t>
+      </w:r>
+      <w:r>
+        <w:br/>
+      </w:r>
+      <w:r>
+        <w:rPr>
+          <w:rFonts w:ascii="Consolas" w:hAnsi="Consolas" w:eastAsia="Consolas"/>
+          <w:sz w:val="19"/>
+        </w:rPr>
+        <w:tab/>
+        <w:tab/>
+        <w:tab/>
+        <w:t>"simple": {</w:t>
+      </w:r>
+      <w:r>
+        <w:br/>
+      </w:r>
+      <w:r>
+        <w:rPr>
+          <w:rFonts w:ascii="Consolas" w:hAnsi="Consolas" w:eastAsia="Consolas"/>
+          <w:sz w:val="19"/>
+        </w:rPr>
+        <w:tab/>
+        <w:tab/>
+        <w:tab/>
+        <w:tab/>
+        <w:t>"limit": 5,</w:t>
+      </w:r>
+      <w:r>
+        <w:br/>
+      </w:r>
+      <w:r>
+        <w:rPr>
+          <w:rFonts w:ascii="Consolas" w:hAnsi="Consolas" w:eastAsia="Consolas"/>
+          <w:sz w:val="19"/>
+        </w:rPr>
+        <w:tab/>
+        <w:tab/>
+        <w:tab/>
+        <w:tab/>
+        <w:t>"period": 60</w:t>
+      </w:r>
+      <w:r>
+        <w:br/>
+      </w:r>
+      <w:r>
+        <w:rPr>
+          <w:rFonts w:ascii="Consolas" w:hAnsi="Consolas" w:eastAsia="Consolas"/>
+          <w:sz w:val="19"/>
+        </w:rPr>
+        <w:tab/>
+        <w:tab/>
+        <w:tab/>
+        <w:t>}</w:t>
+      </w:r>
+      <w:r>
+        <w:br/>
+      </w:r>
+      <w:r>
+        <w:rPr>
+          <w:rFonts w:ascii="Consolas" w:hAnsi="Consolas" w:eastAsia="Consolas"/>
+          <w:sz w:val="19"/>
+        </w:rPr>
+        <w:tab/>
+        <w:tab/>
+        <w:t>}</w:t>
+      </w:r>
+      <w:r>
+        <w:br/>
+      </w:r>
+      <w:r>
+        <w:rPr>
+          <w:rFonts w:ascii="Consolas" w:hAnsi="Consolas" w:eastAsia="Consolas"/>
+          <w:sz w:val="19"/>
+        </w:rPr>
+        <w:tab/>
+        <w:t>]</w:t>
+      </w:r>
+      <w:r>
+        <w:br/>
+      </w:r>
+      <w:r>
+        <w:rPr>
+          <w:rFonts w:ascii="Consolas" w:hAnsi="Consolas" w:eastAsia="Consolas"/>
+          <w:sz w:val="19"/>
+        </w:rPr>
+        <w:t>}</w:t>
+      </w:r>
+    </w:p>
+    <w:p>
+      <w:pPr>
+        <w:pStyle w:val="ListBullet"/>
+      </w:pPr>
+      <w:r>
+        <w:rPr>
+          <w:rFonts w:eastAsia="Yu Gothic"/>
+        </w:rPr>
+        <w:t>"d1_databases" の部分は、フェーズ11で設定した内容をそのまま残す（上記では省略して示している）。</w:t>
+      </w:r>
+    </w:p>
+    <w:p>
+      <w:pPr>
         <w:pStyle w:val="ListNumber"/>
       </w:pPr>
       <w:r>
@@ -7284,6 +7500,97 @@
           <w:sz w:val="19"/>
         </w:rPr>
         <w:tab/>
+        <w:t>const ip = request.headers.get('cf-connecting-ip') ?? 'unknown';</w:t>
+      </w:r>
+      <w:r>
+        <w:br/>
+      </w:r>
+      <w:r>
+        <w:rPr>
+          <w:rFonts w:ascii="Consolas" w:hAnsi="Consolas" w:eastAsia="Consolas"/>
+          <w:sz w:val="19"/>
+        </w:rPr>
+        <w:tab/>
+        <w:t>const { success } = await env.CONTACT_RATE_LIMITER.limit({ key: ip });</w:t>
+      </w:r>
+      <w:r>
+        <w:br/>
+      </w:r>
+      <w:r>
+        <w:rPr>
+          <w:rFonts w:ascii="Consolas" w:hAnsi="Consolas" w:eastAsia="Consolas"/>
+          <w:sz w:val="19"/>
+        </w:rPr>
+        <w:tab/>
+        <w:t>if (!success) {</w:t>
+      </w:r>
+      <w:r>
+        <w:br/>
+      </w:r>
+      <w:r>
+        <w:rPr>
+          <w:rFonts w:ascii="Consolas" w:hAnsi="Consolas" w:eastAsia="Consolas"/>
+          <w:sz w:val="19"/>
+        </w:rPr>
+        <w:tab/>
+        <w:tab/>
+        <w:t>return new Response('送信回数が多すぎます。しばらく時間をおいて再度お試しください。', {</w:t>
+      </w:r>
+      <w:r>
+        <w:br/>
+      </w:r>
+      <w:r>
+        <w:rPr>
+          <w:rFonts w:ascii="Consolas" w:hAnsi="Consolas" w:eastAsia="Consolas"/>
+          <w:sz w:val="19"/>
+        </w:rPr>
+        <w:tab/>
+        <w:tab/>
+        <w:tab/>
+        <w:t>status: 429,</w:t>
+      </w:r>
+      <w:r>
+        <w:br/>
+      </w:r>
+      <w:r>
+        <w:rPr>
+          <w:rFonts w:ascii="Consolas" w:hAnsi="Consolas" w:eastAsia="Consolas"/>
+          <w:sz w:val="19"/>
+        </w:rPr>
+        <w:tab/>
+        <w:tab/>
+        <w:t>});</w:t>
+      </w:r>
+      <w:r>
+        <w:br/>
+      </w:r>
+      <w:r>
+        <w:rPr>
+          <w:rFonts w:ascii="Consolas" w:hAnsi="Consolas" w:eastAsia="Consolas"/>
+          <w:sz w:val="19"/>
+        </w:rPr>
+        <w:tab/>
+        <w:t>}</w:t>
+      </w:r>
+      <w:r>
+        <w:br/>
+      </w:r>
+      <w:r>
+        <w:rPr>
+          <w:rFonts w:ascii="Consolas" w:hAnsi="Consolas" w:eastAsia="Consolas"/>
+          <w:sz w:val="19"/>
+        </w:rPr>
+        <w:t xml:space="preserve"> </w:t>
+      </w:r>
+      <w:r>
+        <w:br/>
+      </w:r>
+      <w:r>
+        <w:rPr>
+          <w:rFonts w:ascii="Consolas" w:hAnsi="Consolas" w:eastAsia="Consolas"/>
+          <w:sz w:val="19"/>
+        </w:rPr>
+        <w:tab/>
         <w:t>const formData = await request.formData();</w:t>
       </w:r>
       <w:r>
@@ -7416,6 +7723,50 @@
         <w:tab/>
         <w:tab/>
         <w:t>return new Response('必須項目が入力されていません', { status: 400 });</w:t>
+      </w:r>
+      <w:r>
+        <w:br/>
+      </w:r>
+      <w:r>
+        <w:rPr>
+          <w:rFonts w:ascii="Consolas" w:hAnsi="Consolas" w:eastAsia="Consolas"/>
+          <w:sz w:val="19"/>
+        </w:rPr>
+        <w:tab/>
+        <w:t>}</w:t>
+      </w:r>
+      <w:r>
+        <w:br/>
+      </w:r>
+      <w:r>
+        <w:rPr>
+          <w:rFonts w:ascii="Consolas" w:hAnsi="Consolas" w:eastAsia="Consolas"/>
+          <w:sz w:val="19"/>
+        </w:rPr>
+        <w:t xml:space="preserve"> </w:t>
+      </w:r>
+      <w:r>
+        <w:br/>
+      </w:r>
+      <w:r>
+        <w:rPr>
+          <w:rFonts w:ascii="Consolas" w:hAnsi="Consolas" w:eastAsia="Consolas"/>
+          <w:sz w:val="19"/>
+        </w:rPr>
+        <w:tab/>
+        <w:t>if (!/^[^\s@]+@[^\s@]+\.[^\s@]+$/.test(String(email))) {</w:t>
+      </w:r>
+      <w:r>
+        <w:br/>
+      </w:r>
+      <w:r>
+        <w:rPr>
+          <w:rFonts w:ascii="Consolas" w:hAnsi="Consolas" w:eastAsia="Consolas"/>
+          <w:sz w:val="19"/>
+        </w:rPr>
+        <w:tab/>
+        <w:tab/>
+        <w:t>return new Response('メールアドレスの形式が正しくありません', { status: 400 });</w:t>
       </w:r>
       <w:r>
         <w:br/>
@@ -7706,6 +8057,17 @@
           <w:rFonts w:eastAsia="Yu Gothic"/>
         </w:rPr>
         <w:t>D1への保存とメール送信のどちらが失敗しても、問い合わせ内容自体はINSERTが成功すれば失われない設計になっている（メール送信の失敗はログに記録するのみで処理をブロックしない）。</w:t>
+      </w:r>
+    </w:p>
+    <w:p>
+      <w:pPr>
+        <w:pStyle w:val="ListBullet"/>
+      </w:pPr>
+      <w:r>
+        <w:rPr>
+          <w:rFonts w:eastAsia="Yu Gothic"/>
+        </w:rPr>
+        <w:t>冒頭のレート制限チェックにより、同一IPからの短時間の連続送信は429エラーで拒否される。また、メールアドレスは簡易的な正規表現でも形式チェックを行い、明らかに不正な値をサーバー側で弾くようにしている（フォームのtype="email"だけでは、直接APIへ送信された場合にチェックを回避されるため）。</w:t>
       </w:r>
     </w:p>
     <w:p>
